--- a/data/harbor/artifacts/implementation_specification.docx
+++ b/data/harbor/artifacts/implementation_specification.docx
@@ -9,21 +9,20 @@
       <w:r>
         <w:rPr>
           <w:b/>
-          <w:sz w:val="40"/>
+          <w:sz w:val="44"/>
         </w:rPr>
-        <w:t>Harbor Identity Modernization</w:t>
-        <w:br/>
-        <w:t>Implementation Specification</w:t>
+        <w:t>Harbor Identity Modernization Implementation Specification</w:t>
       </w:r>
     </w:p>
     <w:p>
+      <w:pPr>
+        <w:jc w:val="center"/>
+      </w:pPr>
       <w:r>
-        <w:t>Project ID: HARBOR</w:t>
-      </w:r>
-    </w:p>
-    <w:p>
-      <w:r>
-        <w:t>Business goal: Modernize enterprise identity, provisioning and access governance.</w:t>
+        <w:rPr>
+          <w:i/>
+        </w:rPr>
+        <w:t>Meridian Group | Harbor Identity Modernization | Synthetic enterprise project artifact</w:t>
       </w:r>
     </w:p>
     <w:p>
@@ -31,12 +30,17 @@
         <w:pStyle w:val="Heading1"/>
       </w:pPr>
       <w:r>
-        <w:t>1. Scope and Outcomes</w:t>
+        <w:t>Executive Context</w:t>
       </w:r>
     </w:p>
     <w:p>
       <w:r>
-        <w:t>This specification captures the current implementation direction for Harbor Identity Modernization. It is synthetic but structured like a real enterprise artifact in the Cybersecurity domain.</w:t>
+        <w:t>Harbor Identity Modernization is a cybersecurity transformation initiative at Meridian Group. The goal is to modernize enterprise identity, provisioning and access governance. The program is designed as an operating-model change, not just a technical implementation.</w:t>
+      </w:r>
+    </w:p>
+    <w:p>
+      <w:r>
+        <w:t>The project team includes IAM Operations, Application Owners, Security Architecture, Service Desk, Client Security SMEs. Decision records, meeting transcripts and working documents intentionally overlap so a long-term memory system can preserve both current truth and historical rationale.</w:t>
       </w:r>
     </w:p>
     <w:p>
@@ -44,39 +48,17 @@
         <w:pStyle w:val="Heading1"/>
       </w:pPr>
       <w:r>
-        <w:t>2. Architecture Overview</w:t>
+        <w:t>Business Requirements</w:t>
       </w:r>
     </w:p>
     <w:p>
-      <w:pPr>
-        <w:pStyle w:val="ListBullet"/>
-      </w:pPr>
       <w:r>
-        <w:t>Enterprise Directory: Identity source</w:t>
+        <w:t>The solution must improve consistency, traceability and decision quality without creating hidden systems of record. Key first-phase principles are: Applications migrate in readiness-based waves; Privileged access receives stronger controls; Non-SCIM applications may remain outside phase 1.</w:t>
       </w:r>
     </w:p>
     <w:p>
-      <w:pPr>
-        <w:pStyle w:val="ListBullet"/>
-      </w:pPr>
       <w:r>
-        <w:t>Provisioning Layer: SCIM and legacy adapters</w:t>
-      </w:r>
-    </w:p>
-    <w:p>
-      <w:pPr>
-        <w:pStyle w:val="ListBullet"/>
-      </w:pPr>
-      <w:r>
-        <w:t>Policy Engine: RBAC and exceptions</w:t>
-      </w:r>
-    </w:p>
-    <w:p>
-      <w:pPr>
-        <w:pStyle w:val="ListBullet"/>
-      </w:pPr>
-      <w:r>
-        <w:t>SSO Gateway: Application access and Atlas bridge</w:t>
+        <w:t>Users need understandable status, accountable ownership, explicit exception paths, and enough provenance to explain why a decision or result exists. Material changes must be reflected in acceptance criteria and operating documentation.</w:t>
       </w:r>
     </w:p>
     <w:p>
@@ -84,31 +66,17 @@
         <w:pStyle w:val="Heading1"/>
       </w:pPr>
       <w:r>
-        <w:t>3. Key Decisions</w:t>
+        <w:t>Architecture and Dependencies</w:t>
       </w:r>
     </w:p>
     <w:p>
-      <w:pPr>
-        <w:pStyle w:val="ListBullet"/>
-      </w:pPr>
       <w:r>
-        <w:t>Applications migrate in waves</w:t>
+        <w:t>The solution is composed of HR / Lifecycle Feed, Enterprise Directory, Provisioning Layer, Policy Engine, SSO Gateway, Access Audit. Component boundaries exist so source-system authority, project-owned processing and downstream user experiences remain explicit.</w:t>
       </w:r>
     </w:p>
     <w:p>
-      <w:pPr>
-        <w:pStyle w:val="ListBullet"/>
-      </w:pPr>
       <w:r>
-        <w:t>RBAC is baseline with governed exceptions</w:t>
-      </w:r>
-    </w:p>
-    <w:p>
-      <w:pPr>
-        <w:pStyle w:val="ListBullet"/>
-      </w:pPr>
-      <w:r>
-        <w:t>Legacy non-SCIM applications may remain outside phase 1</w:t>
+        <w:t>Cross-project dependencies include ATLAS: pilot authentication dependency; NOVA: account-team authorization model. Shared dependency timing is managed through enterprise architecture and project steering rather than by silently duplicating shared capabilities.</w:t>
       </w:r>
     </w:p>
     <w:p>
@@ -116,47 +84,17 @@
         <w:pStyle w:val="Heading1"/>
       </w:pPr>
       <w:r>
-        <w:t>4. Dependencies and Constraints</w:t>
+        <w:t>Delivery and Risk</w:t>
       </w:r>
     </w:p>
     <w:p>
-      <w:pPr>
-        <w:pStyle w:val="ListBullet"/>
-      </w:pPr>
       <w:r>
-        <w:t>legacy provisioning gaps: review through risk register and steering decision trail.</w:t>
+        <w:t>Primary risks include legacy provisioning gaps, role mapping ambiguity, Atlas timing pressure, privileged-access control change, directory cleanup. These risks are treated as business and operating-model concerns in addition to technical concerns because each can change adoption, support effort or the reliability of business decisions.</w:t>
       </w:r>
     </w:p>
     <w:p>
-      <w:pPr>
-        <w:pStyle w:val="ListBullet"/>
-      </w:pPr>
       <w:r>
-        <w:t>role mapping ambiguity: review through risk register and steering decision trail.</w:t>
-      </w:r>
-    </w:p>
-    <w:p>
-      <w:pPr>
-        <w:pStyle w:val="ListBullet"/>
-      </w:pPr>
-      <w:r>
-        <w:t>Atlas timing pressure: review through risk register and steering decision trail.</w:t>
-      </w:r>
-    </w:p>
-    <w:p>
-      <w:pPr>
-        <w:pStyle w:val="ListBullet"/>
-      </w:pPr>
-      <w:r>
-        <w:t>privileged-access control change: review through risk register and steering decision trail.</w:t>
-      </w:r>
-    </w:p>
-    <w:p>
-      <w:pPr>
-        <w:pStyle w:val="ListBullet"/>
-      </w:pPr>
-      <w:r>
-        <w:t>directory cleanup: review through risk register and steering decision trail.</w:t>
+        <w:t>A dependency delay does not automatically move the project milestone. The project manager first evaluates resequencing, degraded-mode operation, scope protection and temporary controls before seeking a formal decision.</w:t>
       </w:r>
     </w:p>
     <w:p>
@@ -164,87 +102,17 @@
         <w:pStyle w:val="Heading1"/>
       </w:pPr>
       <w:r>
-        <w:t>5. Roles and SMEs</w:t>
+        <w:t>Governance and Traceability</w:t>
       </w:r>
     </w:p>
     <w:p>
-      <w:pPr>
-        <w:pStyle w:val="ListBullet"/>
-      </w:pPr>
       <w:r>
-        <w:t>Daniel Thompson - Executive Sponsor. SME: SSO migration, cybersecurity.</w:t>
+        <w:t>Material decisions retain rationale, alternatives, owner and supersession history. Older assumptions are preserved because they explain why the project evolved. Current truth should be determined from accepted decision status and provenance, not simply the newest timestamp.</w:t>
       </w:r>
     </w:p>
     <w:p>
-      <w:pPr>
-        <w:pStyle w:val="ListBullet"/>
-      </w:pPr>
       <w:r>
-        <w:t>Nina Scott - Business Owner. SME: RBAC, cybersecurity.</w:t>
-      </w:r>
-    </w:p>
-    <w:p>
-      <w:pPr>
-        <w:pStyle w:val="ListBullet"/>
-      </w:pPr>
-      <w:r>
-        <w:t>Sara Kim - Program Manager. SME: SCIM gaps, cybersecurity.</w:t>
-      </w:r>
-    </w:p>
-    <w:p>
-      <w:pPr>
-        <w:pStyle w:val="ListBullet"/>
-      </w:pPr>
-      <w:r>
-        <w:t>Leo Singh - Project Manager. SME: privileged access, cybersecurity.</w:t>
-      </w:r>
-    </w:p>
-    <w:p>
-      <w:pPr>
-        <w:pStyle w:val="ListBullet"/>
-      </w:pPr>
-      <w:r>
-        <w:t>Leo Wilson - Product Owner. SME: Atlas interim SSO, cybersecurity.</w:t>
-      </w:r>
-    </w:p>
-    <w:p>
-      <w:pPr>
-        <w:pStyle w:val="ListBullet"/>
-      </w:pPr>
-      <w:r>
-        <w:t>Ben Green - Business Analyst. SME: SSO migration, cybersecurity.</w:t>
-      </w:r>
-    </w:p>
-    <w:p>
-      <w:pPr>
-        <w:pStyle w:val="ListBullet"/>
-      </w:pPr>
-      <w:r>
-        <w:t>Ava White - Business Analyst. SME: RBAC, cybersecurity.</w:t>
-      </w:r>
-    </w:p>
-    <w:p>
-      <w:pPr>
-        <w:pStyle w:val="ListBullet"/>
-      </w:pPr>
-      <w:r>
-        <w:t>Ethan Lee - Solution Architect. SME: SCIM gaps, cybersecurity.</w:t>
-      </w:r>
-    </w:p>
-    <w:p>
-      <w:pPr>
-        <w:pStyle w:val="ListBullet"/>
-      </w:pPr>
-      <w:r>
-        <w:t>Elena Patel - Enterprise Architect. SME: privileged access, cybersecurity.</w:t>
-      </w:r>
-    </w:p>
-    <w:p>
-      <w:pPr>
-        <w:pStyle w:val="ListBullet"/>
-      </w:pPr>
-      <w:r>
-        <w:t>Ishaan Joshi - Tech Lead. SME: Atlas interim SSO, cybersecurity.</w:t>
+        <w:t>Temporary exceptions require an owner and review condition. Shared SMEs resolve enterprise-standard questions; local teams may not redefine shared semantics purely to unblock a milestone.</w:t>
       </w:r>
     </w:p>
     <w:p>
@@ -252,17 +120,58 @@
         <w:pStyle w:val="Heading1"/>
       </w:pPr>
       <w:r>
-        <w:t>6. Acceptance and Governance</w:t>
+        <w:t>Detailed Implementation Flow</w:t>
       </w:r>
     </w:p>
     <w:p>
       <w:r>
-        <w:t>Implementation decisions must be traceable to approved project decisions, requirements, client expectations, or architecture constraints. Superseded decisions are retained as history.</w:t>
+        <w:t>The implementation flow connects HR / Lifecycle Feed, Enterprise Directory, Provisioning Layer, Policy Engine, SSO Gateway, Access Audit. Each stage validates required inputs before progression, persists enough state for support and audit, and emits only outputs that are permitted for the requesting role.</w:t>
+      </w:r>
+    </w:p>
+    <w:p>
+      <w:r>
+        <w:t>External dependency failures are modeled explicitly. Retryable failures may be replayed safely; non-retryable business failures require an owner and a visible resolution path. No integration failure may silently advance business status.</w:t>
+      </w:r>
+    </w:p>
+    <w:p>
+      <w:pPr>
+        <w:pStyle w:val="Heading1"/>
+      </w:pPr>
+      <w:r>
+        <w:t>Implementation Constraints</w:t>
+      </w:r>
+    </w:p>
+    <w:p>
+      <w:r>
+        <w:t>Current constraints include legacy provisioning gaps, role mapping ambiguity, Atlas timing pressure, privileged-access control change, directory cleanup. The project must preserve the following accepted rules: Applications migrate in readiness-based waves; Privileged access receives stronger controls; Non-SCIM applications may remain outside phase 1.</w:t>
+      </w:r>
+    </w:p>
+    <w:p>
+      <w:r>
+        <w:t>Temporary workarounds need an owner, review date, monitoring signal and a reference to the decision that authorized them. They cannot become permanent behavior by omission.</w:t>
+      </w:r>
+    </w:p>
+    <w:p>
+      <w:pPr>
+        <w:pStyle w:val="Heading1"/>
+      </w:pPr>
+      <w:r>
+        <w:t>Observability and Support</w:t>
+      </w:r>
+    </w:p>
+    <w:p>
+      <w:r>
+        <w:t>Logs and operational records carry correlation identifiers across project and dependency boundaries. Dashboards distinguish upstream data quality, permission failure, dependency outage, project processing errors and user-action failures.</w:t>
+      </w:r>
+    </w:p>
+    <w:p>
+      <w:r>
+        <w:t>Runbooks identify the owning team, evidence to capture, safe retry steps, escalation path and known limitations. Support guidance is updated when accepted decisions materially change behavior.</w:t>
       </w:r>
     </w:p>
     <w:sectPr>
       <w:pgSz w:w="12240" w:h="15840"/>
-      <w:pgMar w:top="1440" w:right="1800" w:bottom="1440" w:left="1800" w:header="720" w:footer="720" w:gutter="0"/>
+      <w:pgMar w:top="936" w:right="1080" w:bottom="936" w:left="1080" w:header="720" w:footer="720" w:gutter="0"/>
       <w:cols w:space="720"/>
       <w:docGrid w:linePitch="360"/>
     </w:sectPr>
